--- a/promt.docx
+++ b/promt.docx
@@ -8,7 +8,243 @@
           <w:rFonts w:ascii="Segoe UI Emoji" w:hAnsi="Segoe UI Emoji" w:cs="Segoe UI Emoji"/>
         </w:rPr>
       </w:pPr>
-    </w:p>
+      <w:proofErr w:type="spellStart"/>
+      <w:r>
+        <w:rPr>
+          <w:rFonts w:ascii="Segoe UI Emoji" w:hAnsi="Segoe UI Emoji" w:cs="Segoe UI Emoji"/>
+        </w:rPr>
+        <w:t>Invoke-RestMethod</w:t>
+      </w:r>
+      <w:proofErr w:type="spellEnd"/>
+      <w:r>
+        <w:rPr>
+          <w:rFonts w:ascii="Segoe UI Emoji" w:hAnsi="Segoe UI Emoji" w:cs="Segoe UI Emoji"/>
+        </w:rPr>
+        <w:t xml:space="preserve"> -</w:t>
+      </w:r>
+      <w:proofErr w:type="spellStart"/>
+      <w:r>
+        <w:rPr>
+          <w:rFonts w:ascii="Segoe UI Emoji" w:hAnsi="Segoe UI Emoji" w:cs="Segoe UI Emoji"/>
+        </w:rPr>
+        <w:t>Method</w:t>
+      </w:r>
+      <w:proofErr w:type="spellEnd"/>
+      <w:r>
+        <w:rPr>
+          <w:rFonts w:ascii="Segoe UI Emoji" w:hAnsi="Segoe UI Emoji" w:cs="Segoe UI Emoji"/>
+        </w:rPr>
+        <w:t xml:space="preserve"> Post -</w:t>
+      </w:r>
+      <w:proofErr w:type="spellStart"/>
+      <w:r>
+        <w:rPr>
+          <w:rFonts w:ascii="Segoe UI Emoji" w:hAnsi="Segoe UI Emoji" w:cs="Segoe UI Emoji"/>
+        </w:rPr>
+        <w:t>Uri</w:t>
+      </w:r>
+      <w:proofErr w:type="spellEnd"/>
+      <w:r>
+        <w:rPr>
+          <w:rFonts w:ascii="Segoe UI Emoji" w:hAnsi="Segoe UI Emoji" w:cs="Segoe UI Emoji"/>
+        </w:rPr>
+        <w:t xml:space="preserve"> "http://localhost:3001/</w:t>
+      </w:r>
+      <w:proofErr w:type="spellStart"/>
+      <w:r>
+        <w:rPr>
+          <w:rFonts w:ascii="Segoe UI Emoji" w:hAnsi="Segoe UI Emoji" w:cs="Segoe UI Emoji"/>
+        </w:rPr>
+        <w:t>api</w:t>
+      </w:r>
+      <w:proofErr w:type="spellEnd"/>
+      <w:r>
+        <w:rPr>
+          <w:rFonts w:ascii="Segoe UI Emoji" w:hAnsi="Segoe UI Emoji" w:cs="Segoe UI Emoji"/>
+        </w:rPr>
+        <w:t>/</w:t>
+      </w:r>
+      <w:proofErr w:type="spellStart"/>
+      <w:r>
+        <w:rPr>
+          <w:rFonts w:ascii="Segoe UI Emoji" w:hAnsi="Segoe UI Emoji" w:cs="Segoe UI Emoji"/>
+        </w:rPr>
+        <w:t>chat</w:t>
+      </w:r>
+      <w:proofErr w:type="spellEnd"/>
+      <w:r>
+        <w:rPr>
+          <w:rFonts w:ascii="Segoe UI Emoji" w:hAnsi="Segoe UI Emoji" w:cs="Segoe UI Emoji"/>
+        </w:rPr>
+        <w:t>" `</w:t>
+      </w:r>
+    </w:p>
+    <w:p>
+      <w:pPr>
+        <w:rPr>
+          <w:rFonts w:ascii="Segoe UI Emoji" w:hAnsi="Segoe UI Emoji" w:cs="Segoe UI Emoji"/>
+        </w:rPr>
+      </w:pPr>
+      <w:r>
+        <w:rPr>
+          <w:rFonts w:ascii="Segoe UI Emoji" w:hAnsi="Segoe UI Emoji" w:cs="Segoe UI Emoji"/>
+        </w:rPr>
+        <w:t xml:space="preserve">  -</w:t>
+      </w:r>
+      <w:proofErr w:type="spellStart"/>
+      <w:r>
+        <w:rPr>
+          <w:rFonts w:ascii="Segoe UI Emoji" w:hAnsi="Segoe UI Emoji" w:cs="Segoe UI Emoji"/>
+        </w:rPr>
+        <w:t>ContentType</w:t>
+      </w:r>
+      <w:proofErr w:type="spellEnd"/>
+      <w:r>
+        <w:rPr>
+          <w:rFonts w:ascii="Segoe UI Emoji" w:hAnsi="Segoe UI Emoji" w:cs="Segoe UI Emoji"/>
+        </w:rPr>
+        <w:t xml:space="preserve"> "</w:t>
+      </w:r>
+      <w:proofErr w:type="spellStart"/>
+      <w:r>
+        <w:rPr>
+          <w:rFonts w:ascii="Segoe UI Emoji" w:hAnsi="Segoe UI Emoji" w:cs="Segoe UI Emoji"/>
+        </w:rPr>
+        <w:t>application</w:t>
+      </w:r>
+      <w:proofErr w:type="spellEnd"/>
+      <w:r>
+        <w:rPr>
+          <w:rFonts w:ascii="Segoe UI Emoji" w:hAnsi="Segoe UI Emoji" w:cs="Segoe UI Emoji"/>
+        </w:rPr>
+        <w:t>/</w:t>
+      </w:r>
+      <w:proofErr w:type="spellStart"/>
+      <w:r>
+        <w:rPr>
+          <w:rFonts w:ascii="Segoe UI Emoji" w:hAnsi="Segoe UI Emoji" w:cs="Segoe UI Emoji"/>
+        </w:rPr>
+        <w:t>json</w:t>
+      </w:r>
+      <w:proofErr w:type="spellEnd"/>
+      <w:r>
+        <w:rPr>
+          <w:rFonts w:ascii="Segoe UI Emoji" w:hAnsi="Segoe UI Emoji" w:cs="Segoe UI Emoji"/>
+        </w:rPr>
+        <w:t>" `</w:t>
+      </w:r>
+    </w:p>
+    <w:p>
+      <w:pPr>
+        <w:rPr>
+          <w:rFonts w:ascii="Segoe UI Emoji" w:hAnsi="Segoe UI Emoji" w:cs="Segoe UI Emoji"/>
+        </w:rPr>
+      </w:pPr>
+      <w:r>
+        <w:rPr>
+          <w:rFonts w:ascii="Segoe UI Emoji" w:hAnsi="Segoe UI Emoji" w:cs="Segoe UI Emoji"/>
+        </w:rPr>
+        <w:t xml:space="preserve">  -Body '{"</w:t>
+      </w:r>
+      <w:proofErr w:type="spellStart"/>
+      <w:r>
+        <w:rPr>
+          <w:rFonts w:ascii="Segoe UI Emoji" w:hAnsi="Segoe UI Emoji" w:cs="Segoe UI Emoji"/>
+        </w:rPr>
+        <w:t>message</w:t>
+      </w:r>
+      <w:proofErr w:type="spellEnd"/>
+      <w:r>
+        <w:rPr>
+          <w:rFonts w:ascii="Segoe UI Emoji" w:hAnsi="Segoe UI Emoji" w:cs="Segoe UI Emoji"/>
+        </w:rPr>
+        <w:t>":"</w:t>
+      </w:r>
+      <w:r>
+        <w:rPr>
+          <w:rFonts w:ascii="Segoe UI Emoji" w:hAnsi="Segoe UI Emoji" w:cs="Segoe UI Emoji"/>
+        </w:rPr>
+        <w:t xml:space="preserve">Bana </w:t>
+      </w:r>
+      <w:r>
+        <w:rPr>
+          <w:rFonts w:ascii="Segoe UI Emoji" w:hAnsi="Segoe UI Emoji" w:cs="Segoe UI Emoji"/>
+        </w:rPr>
+        <w:t>Fiyat teklifi</w:t>
+      </w:r>
+      <w:r>
+        <w:rPr>
+          <w:rFonts w:ascii="Segoe UI Emoji" w:hAnsi="Segoe UI Emoji" w:cs="Segoe UI Emoji"/>
+        </w:rPr>
+        <w:t>nde</w:t>
+      </w:r>
+      <w:r>
+        <w:rPr>
+          <w:rFonts w:ascii="Segoe UI Emoji" w:hAnsi="Segoe UI Emoji" w:cs="Segoe UI Emoji"/>
+        </w:rPr>
+        <w:t xml:space="preserve"> </w:t>
+      </w:r>
+      <w:r>
+        <w:rPr>
+          <w:rFonts w:ascii="Segoe UI Emoji" w:hAnsi="Segoe UI Emoji" w:cs="Segoe UI Emoji"/>
+        </w:rPr>
+        <w:t>bulunur musunuz</w:t>
+      </w:r>
+      <w:r>
+        <w:rPr>
+          <w:rFonts w:ascii="Segoe UI Emoji" w:hAnsi="Segoe UI Emoji" w:cs="Segoe UI Emoji"/>
+        </w:rPr>
+        <w:t>, 3000 adet, numaram 0532 000 00 00"}'</w:t>
+      </w:r>
+    </w:p>
+    <w:p/>
+    <w:p/>
+    <w:p>
+      <w:r>
+        <w:t>SMTP_HOST=mail.ser-plastik.com</w:t>
+      </w:r>
+    </w:p>
+    <w:p>
+      <w:r>
+        <w:t>SMTP_PORT=587</w:t>
+      </w:r>
+    </w:p>
+    <w:p>
+      <w:r>
+        <w:t>SMTP_USER=rapor@ser-plastik.com</w:t>
+      </w:r>
+    </w:p>
+    <w:p>
+      <w:r>
+        <w:t>SMTP_PASS=Ser_Plastik_3050</w:t>
+      </w:r>
+    </w:p>
+    <w:p/>
+    <w:p>
+      <w:r>
+        <w:t>MAIL_FROM="</w:t>
+      </w:r>
+      <w:proofErr w:type="spellStart"/>
+      <w:r>
+        <w:t>Gunluk</w:t>
+      </w:r>
+      <w:proofErr w:type="spellEnd"/>
+      <w:r>
+        <w:t xml:space="preserve"> Rapor &lt;rapor@ser-plastik.com&gt;"</w:t>
+      </w:r>
+    </w:p>
+    <w:p>
+      <w:r>
+        <w:t>LEAD_EMAIL_TO=umaykutay@gmail.com</w:t>
+      </w:r>
+    </w:p>
+    <w:p/>
+    <w:p>
+      <w:r>
+        <w:t>PORT=3001</w:t>
+      </w:r>
+    </w:p>
+    <w:p/>
     <w:p>
       <w:pPr>
         <w:rPr>
@@ -146,6 +382,7 @@
     </w:p>
     <w:p>
       <w:r>
+        <w:lastRenderedPageBreak/>
         <w:t>- Vergi No: 761 100 0051</w:t>
       </w:r>
     </w:p>
@@ -210,353 +447,353 @@
     <w:p/>
     <w:p>
       <w:r>
+        <w:t>Kendinden yapışkanlı (bantlı) poşet</w:t>
+      </w:r>
+    </w:p>
+    <w:p/>
+    <w:p>
+      <w:r>
+        <w:t>Hışır atlet poşet</w:t>
+      </w:r>
+    </w:p>
+    <w:p/>
+    <w:p>
+      <w:r>
+        <w:t>Market poşetleri (baskılı/baskısız)</w:t>
+      </w:r>
+    </w:p>
+    <w:p/>
+    <w:p>
+      <w:r>
+        <w:t>Mağaza poşetleri (kulplu, el geçmeli)</w:t>
+      </w:r>
+    </w:p>
+    <w:p/>
+    <w:p>
+      <w:r>
+        <w:t>Vestiyer poşetleri</w:t>
+      </w:r>
+    </w:p>
+    <w:p/>
+    <w:p>
+      <w:r>
+        <w:t>Rulo çöp poşetleri (küçük–orta–büyük–endüstriyel)</w:t>
+      </w:r>
+    </w:p>
+    <w:p/>
+    <w:p>
+      <w:r>
+        <w:t>T-</w:t>
+      </w:r>
+      <w:proofErr w:type="spellStart"/>
+      <w:r>
+        <w:t>shirt</w:t>
+      </w:r>
+      <w:proofErr w:type="spellEnd"/>
+      <w:r>
+        <w:t xml:space="preserve"> </w:t>
+      </w:r>
+      <w:proofErr w:type="spellStart"/>
+      <w:r>
+        <w:t>bag</w:t>
+      </w:r>
+      <w:proofErr w:type="spellEnd"/>
+      <w:r>
+        <w:t xml:space="preserve"> (atlet torba)</w:t>
+      </w:r>
+    </w:p>
+    <w:p/>
+    <w:p>
+      <w:r>
         <w:lastRenderedPageBreak/>
-        <w:t>Kendinden yapışkanlı (bantlı) poşet</w:t>
-      </w:r>
-    </w:p>
-    <w:p/>
-    <w:p>
-      <w:r>
-        <w:t>Hışır atlet poşet</w:t>
-      </w:r>
-    </w:p>
-    <w:p/>
-    <w:p>
-      <w:r>
-        <w:t>Market poşetleri (baskılı/baskısız)</w:t>
-      </w:r>
-    </w:p>
-    <w:p/>
-    <w:p>
-      <w:r>
-        <w:t>Mağaza poşetleri (kulplu, el geçmeli)</w:t>
-      </w:r>
-    </w:p>
-    <w:p/>
-    <w:p>
-      <w:r>
-        <w:t>Vestiyer poşetleri</w:t>
-      </w:r>
-    </w:p>
-    <w:p/>
-    <w:p>
-      <w:r>
-        <w:t>Rulo çöp poşetleri (küçük–orta–büyük–endüstriyel)</w:t>
-      </w:r>
-    </w:p>
-    <w:p/>
-    <w:p>
-      <w:r>
-        <w:t>T-</w:t>
+        <w:t>Takviyeli tabanlı torbalar</w:t>
+      </w:r>
+    </w:p>
+    <w:p/>
+    <w:p>
+      <w:r>
+        <w:t>2. Jelatin / Şeffaf Ambalaj Ürünleri</w:t>
+      </w:r>
+    </w:p>
+    <w:p/>
+    <w:p>
+      <w:r>
+        <w:t>Baskılı / baskısız jelatin torba</w:t>
+      </w:r>
+    </w:p>
+    <w:p/>
+    <w:p/>
+    <w:p>
+      <w:r>
+        <w:t>PP poşetler</w:t>
+      </w:r>
+    </w:p>
+    <w:p/>
+    <w:p>
+      <w:r>
+        <w:t>PE şeffaf torbalar</w:t>
+      </w:r>
+    </w:p>
+    <w:p/>
+    <w:p/>
+    <w:p>
+      <w:r>
+        <w:t xml:space="preserve">Deli </w:t>
       </w:r>
       <w:proofErr w:type="spellStart"/>
       <w:r>
-        <w:t>shirt</w:t>
+        <w:t>fansız</w:t>
       </w:r>
       <w:proofErr w:type="spellEnd"/>
       <w:r>
-        <w:t xml:space="preserve"> </w:t>
-      </w:r>
+        <w:t xml:space="preserve"> jelatin torba</w:t>
+      </w:r>
+    </w:p>
+    <w:p/>
+    <w:p>
+      <w:r>
+        <w:t>Deli fanlı (delikli) ambalaj poşeti</w:t>
+      </w:r>
+    </w:p>
+    <w:p/>
+    <w:p>
+      <w:r>
+        <w:t>Kırtasiye ambalaj poşetleri</w:t>
+      </w:r>
+    </w:p>
+    <w:p/>
+    <w:p>
+      <w:r>
+        <w:t>Gıda ambalaj poşetleri (pide, ekmek, kuru yemiş vb.)</w:t>
+      </w:r>
+    </w:p>
+    <w:p/>
+    <w:p>
+      <w:r>
+        <w:t>3. Endüstriyel ve Ambalaj Ürünleri</w:t>
+      </w:r>
+    </w:p>
+    <w:p/>
+    <w:p>
       <w:proofErr w:type="spellStart"/>
       <w:r>
-        <w:t>bag</w:t>
+        <w:t>Shrink</w:t>
       </w:r>
       <w:proofErr w:type="spellEnd"/>
       <w:r>
-        <w:t xml:space="preserve"> (atlet torba)</w:t>
-      </w:r>
-    </w:p>
-    <w:p/>
-    <w:p>
-      <w:r>
-        <w:t>Takviyeli tabanlı torbalar</w:t>
-      </w:r>
-    </w:p>
-    <w:p/>
-    <w:p>
-      <w:r>
-        <w:t>2. Jelatin / Şeffaf Ambalaj Ürünleri</w:t>
-      </w:r>
-    </w:p>
-    <w:p/>
-    <w:p>
-      <w:r>
-        <w:t>Baskılı / baskısız jelatin torba</w:t>
-      </w:r>
-    </w:p>
-    <w:p/>
-    <w:p/>
-    <w:p>
-      <w:r>
-        <w:t>PP poşetler</w:t>
-      </w:r>
-    </w:p>
-    <w:p/>
-    <w:p>
-      <w:r>
-        <w:t>PE şeffaf torbalar</w:t>
-      </w:r>
-    </w:p>
-    <w:p/>
-    <w:p/>
-    <w:p>
-      <w:r>
-        <w:t xml:space="preserve">Deli </w:t>
+        <w:t xml:space="preserve"> (</w:t>
       </w:r>
       <w:proofErr w:type="spellStart"/>
       <w:r>
-        <w:t>fansız</w:t>
+        <w:t>şrink</w:t>
       </w:r>
       <w:proofErr w:type="spellEnd"/>
       <w:r>
-        <w:t xml:space="preserve"> jelatin torba</w:t>
+        <w:t>) naylon</w:t>
+      </w:r>
+    </w:p>
+    <w:p/>
+    <w:p>
+      <w:r>
+        <w:t>Streç film</w:t>
+      </w:r>
+    </w:p>
+    <w:p/>
+    <w:p>
+      <w:r>
+        <w:t>Palet streç film</w:t>
       </w:r>
     </w:p>
     <w:p/>
     <w:p>
       <w:r>
         <w:lastRenderedPageBreak/>
-        <w:t>Deli fanlı (delikli) ambalaj poşeti</w:t>
-      </w:r>
-    </w:p>
-    <w:p/>
-    <w:p>
-      <w:r>
-        <w:t>Kırtasiye ambalaj poşetleri</w:t>
-      </w:r>
-    </w:p>
-    <w:p/>
-    <w:p>
-      <w:r>
-        <w:t>Gıda ambalaj poşetleri (pide, ekmek, kuru yemiş vb.)</w:t>
-      </w:r>
-    </w:p>
-    <w:p/>
-    <w:p>
-      <w:r>
-        <w:t>3. Endüstriyel ve Ambalaj Ürünleri</w:t>
-      </w:r>
-    </w:p>
-    <w:p/>
-    <w:p>
+        <w:t>Makine streç film</w:t>
+      </w:r>
+    </w:p>
+    <w:p/>
+    <w:p>
+      <w:r>
+        <w:t>Kolileme ve paketleme naylonları</w:t>
+      </w:r>
+    </w:p>
+    <w:p/>
+    <w:p>
+      <w:r>
+        <w:t>Palet örtüleri</w:t>
+      </w:r>
+    </w:p>
+    <w:p/>
+    <w:p>
+      <w:r>
+        <w:t>Palet torbaları</w:t>
+      </w:r>
+    </w:p>
+    <w:p/>
+    <w:p>
+      <w:r>
+        <w:t>Endüstriyel çöp torbaları</w:t>
+      </w:r>
+    </w:p>
+    <w:p/>
+    <w:p>
+      <w:r>
+        <w:t>4. Kargo ve E-Ticaret Ambalajları</w:t>
+      </w:r>
+    </w:p>
+    <w:p/>
+    <w:p>
+      <w:r>
+        <w:t>Kargo poşetleri (kendi yapışkanlı)</w:t>
+      </w:r>
+    </w:p>
+    <w:p/>
+    <w:p>
+      <w:r>
+        <w:t>Güvenlik bantlı poşetler</w:t>
+      </w:r>
+    </w:p>
+    <w:p/>
+    <w:p>
+      <w:r>
+        <w:t>Kargo etiketi yapışkanlık alanlı poşetler</w:t>
+      </w:r>
+    </w:p>
+    <w:p/>
+    <w:p>
+      <w:r>
+        <w:t>E-ticaret ambalaj torbaları</w:t>
+      </w:r>
+    </w:p>
+    <w:p/>
+    <w:p>
+      <w:r>
+        <w:t>Geri dönüşümlü kargo poşeti</w:t>
+      </w:r>
+    </w:p>
+    <w:p/>
+    <w:p>
+      <w:r>
+        <w:t>Kraft + plastik hibrit kargo poşetleri</w:t>
+      </w:r>
+    </w:p>
+    <w:p/>
+    <w:p>
+      <w:r>
+        <w:t>5. Özel Üretim / Esnek Ambalaj</w:t>
+      </w:r>
+    </w:p>
+    <w:p/>
+    <w:p>
+      <w:r>
+        <w:t>Tırtıklı torbalar</w:t>
+      </w:r>
+    </w:p>
+    <w:p/>
+    <w:p>
+      <w:r>
+        <w:lastRenderedPageBreak/>
+        <w:t>Dilimli torbalar</w:t>
+      </w:r>
+    </w:p>
+    <w:p/>
+    <w:p>
+      <w:r>
+        <w:t>Askı deliği olan poşetler</w:t>
+      </w:r>
+    </w:p>
+    <w:p/>
+    <w:p>
+      <w:r>
+        <w:t>Vakum poşetleri (bazı firmalar üretir)</w:t>
+      </w:r>
+    </w:p>
+    <w:p/>
+    <w:p>
+      <w:r>
+        <w:t>Blok torbalar</w:t>
+      </w:r>
+    </w:p>
+    <w:p/>
+    <w:p>
+      <w:r>
+        <w:t>Çok katmanlı ambalaj naylonları</w:t>
+      </w:r>
+    </w:p>
+    <w:p/>
+    <w:p>
+      <w:r>
+        <w:t>Dondurulmuş gıda ambalajı naylonları</w:t>
+      </w:r>
+    </w:p>
+    <w:p/>
+    <w:p>
+      <w:r>
+        <w:t>6. Geri Dönüşüm Ürünleri</w:t>
+      </w:r>
+    </w:p>
+    <w:p/>
+    <w:p>
+      <w:r>
+        <w:t>İkinci kalite taşıma torbaları</w:t>
+      </w:r>
+    </w:p>
+    <w:p/>
+    <w:p>
+      <w:r>
+        <w:t>Geri dönüştürülmüş hammadde poşetleri</w:t>
+      </w:r>
+    </w:p>
+    <w:p/>
+    <w:p>
+      <w:r>
+        <w:t>Geri dönüşüm atık poşetleri</w:t>
+      </w:r>
+    </w:p>
+    <w:p/>
+    <w:p>
+      <w:r>
+        <w:t>Çevre dostu doğada çözünebilen poşetler (</w:t>
+      </w:r>
       <w:proofErr w:type="spellStart"/>
       <w:r>
-        <w:t>Shrink</w:t>
+        <w:t>Oxo-biodegradable</w:t>
       </w:r>
       <w:proofErr w:type="spellEnd"/>
       <w:r>
-        <w:t xml:space="preserve"> (</w:t>
+        <w:t>)</w:t>
+      </w:r>
+    </w:p>
+    <w:p/>
+    <w:p>
+      <w:r>
+        <w:t>7. Diğer</w:t>
+      </w:r>
+    </w:p>
+    <w:p/>
+    <w:p>
+      <w:r>
+        <w:t>Plastik masa örtüsü rulosu</w:t>
+      </w:r>
+    </w:p>
+    <w:p/>
+    <w:p>
+      <w:r>
+        <w:t>Sebze–meyve ambalaj poşetleri (</w:t>
       </w:r>
       <w:proofErr w:type="spellStart"/>
       <w:r>
-        <w:t>şrink</w:t>
+        <w:t>mikronlu</w:t>
       </w:r>
       <w:proofErr w:type="spellEnd"/>
       <w:r>
-        <w:t>) naylon</w:t>
-      </w:r>
-    </w:p>
-    <w:p/>
-    <w:p>
-      <w:r>
-        <w:t>Streç film</w:t>
-      </w:r>
-    </w:p>
-    <w:p/>
-    <w:p>
-      <w:r>
-        <w:t>Palet streç film</w:t>
-      </w:r>
-    </w:p>
-    <w:p/>
-    <w:p>
-      <w:r>
-        <w:t>Makine streç film</w:t>
-      </w:r>
-    </w:p>
-    <w:p/>
-    <w:p>
-      <w:r>
-        <w:t>Kolileme ve paketleme naylonları</w:t>
-      </w:r>
-    </w:p>
-    <w:p/>
-    <w:p>
-      <w:r>
-        <w:t>Palet örtüleri</w:t>
-      </w:r>
-    </w:p>
-    <w:p/>
-    <w:p>
-      <w:r>
-        <w:t>Palet torbaları</w:t>
-      </w:r>
-    </w:p>
-    <w:p/>
-    <w:p>
-      <w:r>
-        <w:t>Endüstriyel çöp torbaları</w:t>
-      </w:r>
-    </w:p>
-    <w:p/>
-    <w:p>
-      <w:r>
-        <w:t>4. Kargo ve E-Ticaret Ambalajları</w:t>
-      </w:r>
-    </w:p>
-    <w:p/>
-    <w:p>
-      <w:r>
-        <w:t>Kargo poşetleri (kendi yapışkanlı)</w:t>
+        <w:t>)</w:t>
       </w:r>
     </w:p>
     <w:p/>
     <w:p>
       <w:r>
         <w:lastRenderedPageBreak/>
-        <w:t>Güvenlik bantlı poşetler</w:t>
-      </w:r>
-    </w:p>
-    <w:p/>
-    <w:p>
-      <w:r>
-        <w:t>Kargo etiketi yapışkanlık alanlı poşetler</w:t>
-      </w:r>
-    </w:p>
-    <w:p/>
-    <w:p>
-      <w:r>
-        <w:t>E-ticaret ambalaj torbaları</w:t>
-      </w:r>
-    </w:p>
-    <w:p/>
-    <w:p>
-      <w:r>
-        <w:t>Geri dönüşümlü kargo poşeti</w:t>
-      </w:r>
-    </w:p>
-    <w:p/>
-    <w:p>
-      <w:r>
-        <w:t>Kraft + plastik hibrit kargo poşetleri</w:t>
-      </w:r>
-    </w:p>
-    <w:p/>
-    <w:p>
-      <w:r>
-        <w:t>5. Özel Üretim / Esnek Ambalaj</w:t>
-      </w:r>
-    </w:p>
-    <w:p/>
-    <w:p>
-      <w:r>
-        <w:t>Tırtıklı torbalar</w:t>
-      </w:r>
-    </w:p>
-    <w:p/>
-    <w:p>
-      <w:r>
-        <w:t>Dilimli torbalar</w:t>
-      </w:r>
-    </w:p>
-    <w:p/>
-    <w:p>
-      <w:r>
-        <w:t>Askı deliği olan poşetler</w:t>
-      </w:r>
-    </w:p>
-    <w:p/>
-    <w:p>
-      <w:r>
-        <w:t>Vakum poşetleri (bazı firmalar üretir)</w:t>
-      </w:r>
-    </w:p>
-    <w:p/>
-    <w:p>
-      <w:r>
-        <w:t>Blok torbalar</w:t>
-      </w:r>
-    </w:p>
-    <w:p/>
-    <w:p>
-      <w:r>
-        <w:t>Çok katmanlı ambalaj naylonları</w:t>
-      </w:r>
-    </w:p>
-    <w:p/>
-    <w:p>
-      <w:r>
-        <w:t>Dondurulmuş gıda ambalajı naylonları</w:t>
-      </w:r>
-    </w:p>
-    <w:p/>
-    <w:p>
-      <w:r>
-        <w:t>6. Geri Dönüşüm Ürünleri</w:t>
-      </w:r>
-    </w:p>
-    <w:p/>
-    <w:p>
-      <w:r>
-        <w:lastRenderedPageBreak/>
-        <w:t>İkinci kalite taşıma torbaları</w:t>
-      </w:r>
-    </w:p>
-    <w:p/>
-    <w:p>
-      <w:r>
-        <w:t>Geri dönüştürülmüş hammadde poşetleri</w:t>
-      </w:r>
-    </w:p>
-    <w:p/>
-    <w:p>
-      <w:r>
-        <w:t>Geri dönüşüm atık poşetleri</w:t>
-      </w:r>
-    </w:p>
-    <w:p/>
-    <w:p>
-      <w:r>
-        <w:t>Çevre dostu doğada çözünebilen poşetler (</w:t>
-      </w:r>
-      <w:proofErr w:type="spellStart"/>
-      <w:r>
-        <w:t>Oxo-biodegradable</w:t>
-      </w:r>
-      <w:proofErr w:type="spellEnd"/>
-      <w:r>
-        <w:t>)</w:t>
-      </w:r>
-    </w:p>
-    <w:p/>
-    <w:p>
-      <w:r>
-        <w:t>7. Diğer</w:t>
-      </w:r>
-    </w:p>
-    <w:p/>
-    <w:p>
-      <w:r>
-        <w:t>Plastik masa örtüsü rulosu</w:t>
-      </w:r>
-    </w:p>
-    <w:p/>
-    <w:p>
-      <w:r>
-        <w:t>Sebze–meyve ambalaj poşetleri (</w:t>
-      </w:r>
-      <w:proofErr w:type="spellStart"/>
-      <w:r>
-        <w:t>mikronlu</w:t>
-      </w:r>
-      <w:proofErr w:type="spellEnd"/>
-      <w:r>
-        <w:t>)</w:t>
-      </w:r>
-    </w:p>
-    <w:p/>
-    <w:p>
-      <w:r>
         <w:t>Fırın torbaları</w:t>
       </w:r>
     </w:p>
